--- a/examples/pms/invoice.docx
+++ b/examples/pms/invoice.docx
@@ -7,7 +7,7 @@
         <w:drawing>
           <wp:inline distT="0" distB="0" distL="0" distR="0">
             <wp:extent cx="914400" cy="609600"/>
-            <wp:docPr id="1" name="Picture 1" descr="{{image:logo}}"/>
+            <wp:docPr id="1" name="Picture 1" descr="{d.logo}"/>
             <a:graphic>
               <a:graphicData uri="http://schemas.openxmlformats.org/drawingml/2006/picture">
                 <pic:pic>
@@ -43,7 +43,7 @@
           <w:b/>
           <w:sz w:val="28"/>
         </w:rPr>
-        <w:t xml:space="preserve">{{hotel}}</w:t>
+        <w:t xml:space="preserve">{d.hotel}</w:t>
       </w:r>
     </w:p>
     <w:p>
@@ -52,17 +52,17 @@
           <w:b/>
           <w:sz w:val="28"/>
         </w:rPr>
-        <w:t xml:space="preserve">Guest invoice {{invoiceNumber}}</w:t>
-      </w:r>
-    </w:p>
-    <w:p>
-      <w:r>
-        <w:t xml:space="preserve">Guest: {{guest}} | Room: {{room}}</w:t>
-      </w:r>
-    </w:p>
-    <w:p>
-      <w:r>
-        <w:t xml:space="preserve">Stay: {{arrival}} to {{departure}}</w:t>
+        <w:t xml:space="preserve">Guest invoice {d.invoiceNumber}</w:t>
+      </w:r>
+    </w:p>
+    <w:p>
+      <w:r>
+        <w:t xml:space="preserve">Guest: {d.guest} | Room: {d.room}</w:t>
+      </w:r>
+    </w:p>
+    <w:p>
+      <w:r>
+        <w:t xml:space="preserve">Stay: {d.arrival} to {d.departure}</w:t>
       </w:r>
     </w:p>
     <w:tbl>
@@ -128,37 +128,79 @@
           </w:tcPr>
           <w:p>
             <w:r>
-              <w:t xml:space="preserve">{{#each items}}{{description}}</w:t>
-            </w:r>
-          </w:p>
-        </w:tc>
-        <w:tc>
-          <w:tcPr>
-            <w:tcW w:w="2300" w:type="dxa"/>
-          </w:tcPr>
-          <w:p>
-            <w:r>
-              <w:t xml:space="preserve">{{quantity}}</w:t>
-            </w:r>
-          </w:p>
-        </w:tc>
-        <w:tc>
-          <w:tcPr>
-            <w:tcW w:w="2300" w:type="dxa"/>
-          </w:tcPr>
-          <w:p>
-            <w:r>
-              <w:t xml:space="preserve">{{price}}</w:t>
-            </w:r>
-          </w:p>
-        </w:tc>
-        <w:tc>
-          <w:tcPr>
-            <w:tcW w:w="2300" w:type="dxa"/>
-          </w:tcPr>
-          <w:p>
-            <w:r>
-              <w:t xml:space="preserve">{{amount}}{{/each}}</w:t>
+              <w:t xml:space="preserve">{d.items[i].description}</w:t>
+            </w:r>
+          </w:p>
+        </w:tc>
+        <w:tc>
+          <w:tcPr>
+            <w:tcW w:w="2300" w:type="dxa"/>
+          </w:tcPr>
+          <w:p>
+            <w:r>
+              <w:t xml:space="preserve">{d.items[i].quantity}</w:t>
+            </w:r>
+          </w:p>
+        </w:tc>
+        <w:tc>
+          <w:tcPr>
+            <w:tcW w:w="2300" w:type="dxa"/>
+          </w:tcPr>
+          <w:p>
+            <w:r>
+              <w:t xml:space="preserve">{d.items[i].price}</w:t>
+            </w:r>
+          </w:p>
+        </w:tc>
+        <w:tc>
+          <w:tcPr>
+            <w:tcW w:w="2300" w:type="dxa"/>
+          </w:tcPr>
+          <w:p>
+            <w:r>
+              <w:t xml:space="preserve">{d.items[i].amount}</w:t>
+            </w:r>
+          </w:p>
+        </w:tc>
+      </w:tr>
+      <w:tr>
+        <w:tc>
+          <w:tcPr>
+            <w:tcW w:w="2300" w:type="dxa"/>
+          </w:tcPr>
+          <w:p>
+            <w:r>
+              <w:t xml:space="preserve">{d.items[i+1].description}</w:t>
+            </w:r>
+          </w:p>
+        </w:tc>
+        <w:tc>
+          <w:tcPr>
+            <w:tcW w:w="2300" w:type="dxa"/>
+          </w:tcPr>
+          <w:p>
+            <w:r>
+              <w:t xml:space="preserve"/>
+            </w:r>
+          </w:p>
+        </w:tc>
+        <w:tc>
+          <w:tcPr>
+            <w:tcW w:w="2300" w:type="dxa"/>
+          </w:tcPr>
+          <w:p>
+            <w:r>
+              <w:t xml:space="preserve"/>
+            </w:r>
+          </w:p>
+        </w:tc>
+        <w:tc>
+          <w:tcPr>
+            <w:tcW w:w="2300" w:type="dxa"/>
+          </w:tcPr>
+          <w:p>
+            <w:r>
+              <w:t xml:space="preserve"/>
             </w:r>
           </w:p>
         </w:tc>
@@ -170,7 +212,7 @@
           <w:b/>
           <w:sz w:val="28"/>
         </w:rPr>
-        <w:t xml:space="preserve">Total: {{currency}} {{total}}</w:t>
+        <w:t xml:space="preserve">Total: {d.currency} {d.total}</w:t>
       </w:r>
     </w:p>
     <w:p>

--- a/examples/pms/invoice.docx
+++ b/examples/pms/invoice.docx
@@ -6,7 +6,7 @@
       <w:r>
         <w:drawing>
           <wp:inline distT="0" distB="0" distL="0" distR="0">
-            <wp:extent cx="914400" cy="609600"/>
+            <wp:extent cx="1828800" cy="609600"/>
             <wp:docPr id="1" name="Picture 1" descr="{d.logo}"/>
             <a:graphic>
               <a:graphicData uri="http://schemas.openxmlformats.org/drawingml/2006/picture">
@@ -24,7 +24,7 @@
                   <pic:spPr>
                     <a:xfrm>
                       <a:off x="0" y="0"/>
-                      <a:ext cx="914400" cy="609600"/>
+                      <a:ext cx="1828800" cy="609600"/>
                     </a:xfrm>
                     <a:prstGeom prst="rect">
                       <a:avLst/>
